--- a/klagomål/Norr om Norra skogens naturreservat FSC-klagomål.docx
+++ b/klagomål/Norr om Norra skogens naturreservat FSC-klagomål.docx
@@ -168,7 +168,7 @@
     </w:p>
     <w:p>
       <w:r>
-        <w:t>Detta klagomål behandlar höga naturvärden i avverkningsanmälan Norr om Norra skogens naturreservat i Haninge kommun som inkom 2026-07-15 och omfattar 135,3 ha.</w:t>
+        <w:t>Detta klagomål behandlar höga naturvärden i avverkningsanmälan Norr om Norra skogens naturreservat i Haninge kommun som inkom 2026-07-16 och omfattar 135,3 ha.</w:t>
       </w:r>
     </w:p>
     <w:p>
@@ -2609,7 +2609,7 @@
     <w:r>
       <w:tab/>
       <w:tab/>
-      <w:t>2026-07-15</w:t>
+      <w:t>2026-07-16</w:t>
       <w:br/>
       <w:br/>
     </w:r>

--- a/klagomål/Norr om Norra skogens naturreservat FSC-klagomål.docx
+++ b/klagomål/Norr om Norra skogens naturreservat FSC-klagomål.docx
@@ -168,7 +168,7 @@
     </w:p>
     <w:p>
       <w:r>
-        <w:t>Detta klagomål behandlar höga naturvärden i avverkningsanmälan Norr om Norra skogens naturreservat i Haninge kommun som inkom 2026-07-16 och omfattar 135,3 ha.</w:t>
+        <w:t>Detta klagomål behandlar höga naturvärden i avverkningsanmälan Norr om Norra skogens naturreservat i Haninge kommun som inkom 2026-07-17 och omfattar 135,3 ha.</w:t>
       </w:r>
     </w:p>
     <w:p>
@@ -2609,7 +2609,7 @@
     <w:r>
       <w:tab/>
       <w:tab/>
-      <w:t>2026-07-16</w:t>
+      <w:t>2026-07-17</w:t>
       <w:br/>
       <w:br/>
     </w:r>

--- a/klagomål/Norr om Norra skogens naturreservat FSC-klagomål.docx
+++ b/klagomål/Norr om Norra skogens naturreservat FSC-klagomål.docx
@@ -168,7 +168,7 @@
     </w:p>
     <w:p>
       <w:r>
-        <w:t>Detta klagomål behandlar höga naturvärden i avverkningsanmälan Norr om Norra skogens naturreservat i Haninge kommun som inkom 2026-07-17 och omfattar 135,3 ha.</w:t>
+        <w:t>Detta klagomål behandlar höga naturvärden i avverkningsanmälan Norr om Norra skogens naturreservat i Haninge kommun som inkom 2026-07-18 och omfattar 135,3 ha.</w:t>
       </w:r>
     </w:p>
     <w:p>
@@ -2609,7 +2609,7 @@
     <w:r>
       <w:tab/>
       <w:tab/>
-      <w:t>2026-07-17</w:t>
+      <w:t>2026-07-18</w:t>
       <w:br/>
       <w:br/>
     </w:r>

--- a/klagomål/Norr om Norra skogens naturreservat FSC-klagomål.docx
+++ b/klagomål/Norr om Norra skogens naturreservat FSC-klagomål.docx
@@ -168,7 +168,7 @@
     </w:p>
     <w:p>
       <w:r>
-        <w:t>Detta klagomål behandlar höga naturvärden i avverkningsanmälan Norr om Norra skogens naturreservat i Haninge kommun som inkom 2026-07-18 och omfattar 135,3 ha.</w:t>
+        <w:t>Detta klagomål behandlar höga naturvärden i avverkningsanmälan Norr om Norra skogens naturreservat i Haninge kommun som inkom 2026-07-19 och omfattar 135,3 ha.</w:t>
       </w:r>
     </w:p>
     <w:p>
@@ -2609,7 +2609,7 @@
     <w:r>
       <w:tab/>
       <w:tab/>
-      <w:t>2026-07-18</w:t>
+      <w:t>2026-07-19</w:t>
       <w:br/>
       <w:br/>
     </w:r>

--- a/klagomål/Norr om Norra skogens naturreservat FSC-klagomål.docx
+++ b/klagomål/Norr om Norra skogens naturreservat FSC-klagomål.docx
@@ -168,7 +168,7 @@
     </w:p>
     <w:p>
       <w:r>
-        <w:t>Detta klagomål behandlar höga naturvärden i avverkningsanmälan Norr om Norra skogens naturreservat i Haninge kommun som inkom 2026-07-19 och omfattar 135,3 ha.</w:t>
+        <w:t>Detta klagomål behandlar höga naturvärden i avverkningsanmälan Norr om Norra skogens naturreservat i Haninge kommun som inkom 2026-07-20 och omfattar 135,3 ha.</w:t>
       </w:r>
     </w:p>
     <w:p>
@@ -2609,7 +2609,7 @@
     <w:r>
       <w:tab/>
       <w:tab/>
-      <w:t>2026-07-19</w:t>
+      <w:t>2026-07-20</w:t>
       <w:br/>
       <w:br/>
     </w:r>

--- a/klagomål/Norr om Norra skogens naturreservat FSC-klagomål.docx
+++ b/klagomål/Norr om Norra skogens naturreservat FSC-klagomål.docx
@@ -168,7 +168,7 @@
     </w:p>
     <w:p>
       <w:r>
-        <w:t>Detta klagomål behandlar höga naturvärden i avverkningsanmälan Norr om Norra skogens naturreservat i Haninge kommun som inkom 2026-07-20 och omfattar 135,3 ha.</w:t>
+        <w:t>Detta klagomål behandlar höga naturvärden i avverkningsanmälan Norr om Norra skogens naturreservat i Haninge kommun som inkom 2026-07-21 och omfattar 135,3 ha.</w:t>
       </w:r>
     </w:p>
     <w:p>
@@ -2609,7 +2609,7 @@
     <w:r>
       <w:tab/>
       <w:tab/>
-      <w:t>2026-07-20</w:t>
+      <w:t>2026-07-21</w:t>
       <w:br/>
       <w:br/>
     </w:r>

--- a/klagomål/Norr om Norra skogens naturreservat FSC-klagomål.docx
+++ b/klagomål/Norr om Norra skogens naturreservat FSC-klagomål.docx
@@ -168,7 +168,7 @@
     </w:p>
     <w:p>
       <w:r>
-        <w:t>Detta klagomål behandlar höga naturvärden i avverkningsanmälan Norr om Norra skogens naturreservat i Haninge kommun som inkom 2026-07-21 och omfattar 135,3 ha.</w:t>
+        <w:t>Detta klagomål behandlar höga naturvärden i avverkningsanmälan Norr om Norra skogens naturreservat i Haninge kommun som inkom 2026-07-22 och omfattar 135,3 ha.</w:t>
       </w:r>
     </w:p>
     <w:p>
@@ -2609,7 +2609,7 @@
     <w:r>
       <w:tab/>
       <w:tab/>
-      <w:t>2026-07-21</w:t>
+      <w:t>2026-07-22</w:t>
       <w:br/>
       <w:br/>
     </w:r>

--- a/klagomål/Norr om Norra skogens naturreservat FSC-klagomål.docx
+++ b/klagomål/Norr om Norra skogens naturreservat FSC-klagomål.docx
@@ -168,7 +168,7 @@
     </w:p>
     <w:p>
       <w:r>
-        <w:t>Detta klagomål behandlar höga naturvärden i avverkningsanmälan Norr om Norra skogens naturreservat i Haninge kommun som inkom 2026-07-22 och omfattar 135,3 ha.</w:t>
+        <w:t>Detta klagomål behandlar höga naturvärden i avverkningsanmälan Norr om Norra skogens naturreservat i Haninge kommun som inkom 2026-07-23 och omfattar 135,3 ha.</w:t>
       </w:r>
     </w:p>
     <w:p>
@@ -2609,7 +2609,7 @@
     <w:r>
       <w:tab/>
       <w:tab/>
-      <w:t>2026-07-22</w:t>
+      <w:t>2026-07-23</w:t>
       <w:br/>
       <w:br/>
     </w:r>

--- a/klagomål/Norr om Norra skogens naturreservat FSC-klagomål.docx
+++ b/klagomål/Norr om Norra skogens naturreservat FSC-klagomål.docx
@@ -168,7 +168,7 @@
     </w:p>
     <w:p>
       <w:r>
-        <w:t>Detta klagomål behandlar höga naturvärden i avverkningsanmälan Norr om Norra skogens naturreservat i Haninge kommun som inkom 2026-07-23 och omfattar 135,3 ha.</w:t>
+        <w:t>Detta klagomål behandlar höga naturvärden i avverkningsanmälan Norr om Norra skogens naturreservat i Haninge kommun som inkom 2026-07-24 och omfattar 135,3 ha.</w:t>
       </w:r>
     </w:p>
     <w:p>
@@ -2609,7 +2609,7 @@
     <w:r>
       <w:tab/>
       <w:tab/>
-      <w:t>2026-07-23</w:t>
+      <w:t>2026-07-24</w:t>
       <w:br/>
       <w:br/>
     </w:r>

--- a/klagomål/Norr om Norra skogens naturreservat FSC-klagomål.docx
+++ b/klagomål/Norr om Norra skogens naturreservat FSC-klagomål.docx
@@ -168,7 +168,7 @@
     </w:p>
     <w:p>
       <w:r>
-        <w:t>Detta klagomål behandlar höga naturvärden i avverkningsanmälan Norr om Norra skogens naturreservat i Haninge kommun som inkom 2026-07-24 och omfattar 135,3 ha.</w:t>
+        <w:t>Detta klagomål behandlar höga naturvärden i avverkningsanmälan Norr om Norra skogens naturreservat i Haninge kommun som inkom 2026-07-25 och omfattar 135,3 ha.</w:t>
       </w:r>
     </w:p>
     <w:p>
@@ -2609,7 +2609,7 @@
     <w:r>
       <w:tab/>
       <w:tab/>
-      <w:t>2026-07-24</w:t>
+      <w:t>2026-07-25</w:t>
       <w:br/>
       <w:br/>
     </w:r>

--- a/klagomål/Norr om Norra skogens naturreservat FSC-klagomål.docx
+++ b/klagomål/Norr om Norra skogens naturreservat FSC-klagomål.docx
@@ -168,7 +168,7 @@
     </w:p>
     <w:p>
       <w:r>
-        <w:t>Detta klagomål behandlar höga naturvärden i avverkningsanmälan Norr om Norra skogens naturreservat i Haninge kommun som inkom 2026-07-25 och omfattar 135,3 ha.</w:t>
+        <w:t>Detta klagomål behandlar höga naturvärden i avverkningsanmälan Norr om Norra skogens naturreservat i Haninge kommun som inkom 2026-07-26 och omfattar 135,3 ha.</w:t>
       </w:r>
     </w:p>
     <w:p>
@@ -2609,7 +2609,7 @@
     <w:r>
       <w:tab/>
       <w:tab/>
-      <w:t>2026-07-25</w:t>
+      <w:t>2026-07-26</w:t>
       <w:br/>
       <w:br/>
     </w:r>

--- a/klagomål/Norr om Norra skogens naturreservat FSC-klagomål.docx
+++ b/klagomål/Norr om Norra skogens naturreservat FSC-klagomål.docx
@@ -168,7 +168,7 @@
     </w:p>
     <w:p>
       <w:r>
-        <w:t>Detta klagomål behandlar höga naturvärden i avverkningsanmälan Norr om Norra skogens naturreservat i Haninge kommun som inkom 2026-07-26 och omfattar 135,3 ha.</w:t>
+        <w:t>Detta klagomål behandlar höga naturvärden i avverkningsanmälan Norr om Norra skogens naturreservat i Haninge kommun som inkom 2026-07-27 och omfattar 135,3 ha.</w:t>
       </w:r>
     </w:p>
     <w:p>
@@ -2609,7 +2609,7 @@
     <w:r>
       <w:tab/>
       <w:tab/>
-      <w:t>2026-07-26</w:t>
+      <w:t>2026-07-27</w:t>
       <w:br/>
       <w:br/>
     </w:r>

--- a/klagomål/Norr om Norra skogens naturreservat FSC-klagomål.docx
+++ b/klagomål/Norr om Norra skogens naturreservat FSC-klagomål.docx
@@ -168,7 +168,7 @@
     </w:p>
     <w:p>
       <w:r>
-        <w:t>Detta klagomål behandlar höga naturvärden i avverkningsanmälan Norr om Norra skogens naturreservat i Haninge kommun som inkom 2026-07-27 och omfattar 135,3 ha.</w:t>
+        <w:t>Detta klagomål behandlar höga naturvärden i avverkningsanmälan Norr om Norra skogens naturreservat i Haninge kommun som inkom 2026-07-28 och omfattar 135,3 ha.</w:t>
       </w:r>
     </w:p>
     <w:p>
@@ -2609,7 +2609,7 @@
     <w:r>
       <w:tab/>
       <w:tab/>
-      <w:t>2026-07-27</w:t>
+      <w:t>2026-07-28</w:t>
       <w:br/>
       <w:br/>
     </w:r>

--- a/klagomål/Norr om Norra skogens naturreservat FSC-klagomål.docx
+++ b/klagomål/Norr om Norra skogens naturreservat FSC-klagomål.docx
@@ -168,7 +168,7 @@
     </w:p>
     <w:p>
       <w:r>
-        <w:t>Detta klagomål behandlar höga naturvärden i avverkningsanmälan Norr om Norra skogens naturreservat i Haninge kommun som inkom 2026-07-28 och omfattar 135,3 ha.</w:t>
+        <w:t>Detta klagomål behandlar höga naturvärden i avverkningsanmälan Norr om Norra skogens naturreservat i Haninge kommun som inkom 2026-07-29 och omfattar 135,3 ha.</w:t>
       </w:r>
     </w:p>
     <w:p>
@@ -2609,7 +2609,7 @@
     <w:r>
       <w:tab/>
       <w:tab/>
-      <w:t>2026-07-28</w:t>
+      <w:t>2026-07-29</w:t>
       <w:br/>
       <w:br/>
     </w:r>

--- a/klagomål/Norr om Norra skogens naturreservat FSC-klagomål.docx
+++ b/klagomål/Norr om Norra skogens naturreservat FSC-klagomål.docx
@@ -168,7 +168,7 @@
     </w:p>
     <w:p>
       <w:r>
-        <w:t>Detta klagomål behandlar höga naturvärden i avverkningsanmälan Norr om Norra skogens naturreservat i Haninge kommun som inkom 2026-07-29 och omfattar 135,3 ha.</w:t>
+        <w:t>Detta klagomål behandlar höga naturvärden i avverkningsanmälan Norr om Norra skogens naturreservat i Haninge kommun som inkom 2026-07-30 och omfattar 135,3 ha.</w:t>
       </w:r>
     </w:p>
     <w:p>
@@ -2609,7 +2609,7 @@
     <w:r>
       <w:tab/>
       <w:tab/>
-      <w:t>2026-07-29</w:t>
+      <w:t>2026-07-30</w:t>
       <w:br/>
       <w:br/>
     </w:r>

--- a/klagomål/Norr om Norra skogens naturreservat FSC-klagomål.docx
+++ b/klagomål/Norr om Norra skogens naturreservat FSC-klagomål.docx
@@ -168,7 +168,7 @@
     </w:p>
     <w:p>
       <w:r>
-        <w:t>Detta klagomål behandlar höga naturvärden i avverkningsanmälan Norr om Norra skogens naturreservat i Haninge kommun som inkom 2026-07-30 och omfattar 135,3 ha.</w:t>
+        <w:t>Detta klagomål behandlar höga naturvärden i avverkningsanmälan Norr om Norra skogens naturreservat i Haninge kommun som inkom 2026-07-31 och omfattar 135,3 ha.</w:t>
       </w:r>
     </w:p>
     <w:p>
@@ -2609,7 +2609,7 @@
     <w:r>
       <w:tab/>
       <w:tab/>
-      <w:t>2026-07-30</w:t>
+      <w:t>2026-07-31</w:t>
       <w:br/>
       <w:br/>
     </w:r>

--- a/klagomål/Norr om Norra skogens naturreservat FSC-klagomål.docx
+++ b/klagomål/Norr om Norra skogens naturreservat FSC-klagomål.docx
@@ -168,7 +168,7 @@
     </w:p>
     <w:p>
       <w:r>
-        <w:t>Detta klagomål behandlar höga naturvärden i avverkningsanmälan Norr om Norra skogens naturreservat i Haninge kommun som inkom 2026-07-31 och omfattar 135,3 ha.</w:t>
+        <w:t>Detta klagomål behandlar höga naturvärden i avverkningsanmälan Norr om Norra skogens naturreservat i Haninge kommun som inkom 2026-08-01 och omfattar 135,3 ha.</w:t>
       </w:r>
     </w:p>
     <w:p>
@@ -2609,7 +2609,7 @@
     <w:r>
       <w:tab/>
       <w:tab/>
-      <w:t>2026-07-31</w:t>
+      <w:t>2026-08-01</w:t>
       <w:br/>
       <w:br/>
     </w:r>

--- a/klagomål/Norr om Norra skogens naturreservat FSC-klagomål.docx
+++ b/klagomål/Norr om Norra skogens naturreservat FSC-klagomål.docx
@@ -168,7 +168,7 @@
     </w:p>
     <w:p>
       <w:r>
-        <w:t>Detta klagomål behandlar höga naturvärden i avverkningsanmälan Norr om Norra skogens naturreservat i Haninge kommun som inkom 2026-08-01 och omfattar 135,3 ha.</w:t>
+        <w:t>Detta klagomål behandlar höga naturvärden i avverkningsanmälan Norr om Norra skogens naturreservat i Haninge kommun som inkom 2026-08-02 och omfattar 135,3 ha.</w:t>
       </w:r>
     </w:p>
     <w:p>
@@ -2609,7 +2609,7 @@
     <w:r>
       <w:tab/>
       <w:tab/>
-      <w:t>2026-08-01</w:t>
+      <w:t>2026-08-02</w:t>
       <w:br/>
       <w:br/>
     </w:r>

--- a/klagomål/Norr om Norra skogens naturreservat FSC-klagomål.docx
+++ b/klagomål/Norr om Norra skogens naturreservat FSC-klagomål.docx
@@ -168,7 +168,7 @@
     </w:p>
     <w:p>
       <w:r>
-        <w:t>Detta klagomål behandlar höga naturvärden i avverkningsanmälan Norr om Norra skogens naturreservat i Haninge kommun som inkom 2026-08-02 och omfattar 135,3 ha.</w:t>
+        <w:t>Detta klagomål behandlar höga naturvärden i avverkningsanmälan Norr om Norra skogens naturreservat i Haninge kommun som inkom 2026-08-03 och omfattar 135,3 ha.</w:t>
       </w:r>
     </w:p>
     <w:p>
@@ -2609,7 +2609,7 @@
     <w:r>
       <w:tab/>
       <w:tab/>
-      <w:t>2026-08-02</w:t>
+      <w:t>2026-08-03</w:t>
       <w:br/>
       <w:br/>
     </w:r>

--- a/klagomål/Norr om Norra skogens naturreservat FSC-klagomål.docx
+++ b/klagomål/Norr om Norra skogens naturreservat FSC-klagomål.docx
@@ -168,7 +168,7 @@
     </w:p>
     <w:p>
       <w:r>
-        <w:t>Detta klagomål behandlar höga naturvärden i avverkningsanmälan Norr om Norra skogens naturreservat i Haninge kommun som inkom 2026-08-03 och omfattar 135,3 ha.</w:t>
+        <w:t>Detta klagomål behandlar höga naturvärden i avverkningsanmälan Norr om Norra skogens naturreservat i Haninge kommun som inkom 2026-08-06 och omfattar 135,3 ha.</w:t>
       </w:r>
     </w:p>
     <w:p>
@@ -2609,7 +2609,7 @@
     <w:r>
       <w:tab/>
       <w:tab/>
-      <w:t>2026-08-03</w:t>
+      <w:t>2026-08-06</w:t>
       <w:br/>
       <w:br/>
     </w:r>

--- a/klagomål/Norr om Norra skogens naturreservat FSC-klagomål.docx
+++ b/klagomål/Norr om Norra skogens naturreservat FSC-klagomål.docx
@@ -168,7 +168,7 @@
     </w:p>
     <w:p>
       <w:r>
-        <w:t>Detta klagomål behandlar höga naturvärden i avverkningsanmälan Norr om Norra skogens naturreservat i Haninge kommun som inkom 2026-08-06 och omfattar 135,3 ha.</w:t>
+        <w:t>Detta klagomål behandlar höga naturvärden i avverkningsanmälan Norr om Norra skogens naturreservat i Haninge kommun som inkom 2026-08-07 och omfattar 135,3 ha.</w:t>
       </w:r>
     </w:p>
     <w:p>
@@ -2609,7 +2609,7 @@
     <w:r>
       <w:tab/>
       <w:tab/>
-      <w:t>2026-08-06</w:t>
+      <w:t>2026-08-07</w:t>
       <w:br/>
       <w:br/>
     </w:r>

--- a/klagomål/Norr om Norra skogens naturreservat FSC-klagomål.docx
+++ b/klagomål/Norr om Norra skogens naturreservat FSC-klagomål.docx
@@ -168,7 +168,7 @@
     </w:p>
     <w:p>
       <w:r>
-        <w:t>Detta klagomål behandlar höga naturvärden i avverkningsanmälan Norr om Norra skogens naturreservat i Haninge kommun som inkom 2026-08-07 och omfattar 135,3 ha.</w:t>
+        <w:t>Detta klagomål behandlar höga naturvärden i avverkningsanmälan Norr om Norra skogens naturreservat i Haninge kommun som inkom 2026-08-08 och omfattar 135,3 ha.</w:t>
       </w:r>
     </w:p>
     <w:p>
@@ -2609,7 +2609,7 @@
     <w:r>
       <w:tab/>
       <w:tab/>
-      <w:t>2026-08-07</w:t>
+      <w:t>2026-08-08</w:t>
       <w:br/>
       <w:br/>
     </w:r>

--- a/klagomål/Norr om Norra skogens naturreservat FSC-klagomål.docx
+++ b/klagomål/Norr om Norra skogens naturreservat FSC-klagomål.docx
@@ -168,7 +168,7 @@
     </w:p>
     <w:p>
       <w:r>
-        <w:t>Detta klagomål behandlar höga naturvärden i avverkningsanmälan Norr om Norra skogens naturreservat i Haninge kommun som inkom 2026-08-08 och omfattar 135,3 ha.</w:t>
+        <w:t>Detta klagomål behandlar höga naturvärden i avverkningsanmälan Norr om Norra skogens naturreservat i Haninge kommun som inkom 2026-08-09 och omfattar 135,3 ha.</w:t>
       </w:r>
     </w:p>
     <w:p>
@@ -2609,7 +2609,7 @@
     <w:r>
       <w:tab/>
       <w:tab/>
-      <w:t>2026-08-08</w:t>
+      <w:t>2026-08-09</w:t>
       <w:br/>
       <w:br/>
     </w:r>

--- a/klagomål/Norr om Norra skogens naturreservat FSC-klagomål.docx
+++ b/klagomål/Norr om Norra skogens naturreservat FSC-klagomål.docx
@@ -168,7 +168,7 @@
     </w:p>
     <w:p>
       <w:r>
-        <w:t>Detta klagomål behandlar höga naturvärden i avverkningsanmälan Norr om Norra skogens naturreservat i Haninge kommun som inkom 2026-08-09 och omfattar 135,3 ha.</w:t>
+        <w:t>Detta klagomål behandlar höga naturvärden i avverkningsanmälan Norr om Norra skogens naturreservat i Haninge kommun som inkom 2026-08-10 och omfattar 135,3 ha.</w:t>
       </w:r>
     </w:p>
     <w:p>
@@ -2609,7 +2609,7 @@
     <w:r>
       <w:tab/>
       <w:tab/>
-      <w:t>2026-08-09</w:t>
+      <w:t>2026-08-10</w:t>
       <w:br/>
       <w:br/>
     </w:r>

--- a/klagomål/Norr om Norra skogens naturreservat FSC-klagomål.docx
+++ b/klagomål/Norr om Norra skogens naturreservat FSC-klagomål.docx
@@ -168,7 +168,7 @@
     </w:p>
     <w:p>
       <w:r>
-        <w:t>Detta klagomål behandlar höga naturvärden i avverkningsanmälan Norr om Norra skogens naturreservat i Haninge kommun som inkom 2026-08-10 och omfattar 135,3 ha.</w:t>
+        <w:t>Detta klagomål behandlar höga naturvärden i avverkningsanmälan Norr om Norra skogens naturreservat i Haninge kommun som inkom 2026-08-11 och omfattar 135,3 ha.</w:t>
       </w:r>
     </w:p>
     <w:p>
@@ -2609,7 +2609,7 @@
     <w:r>
       <w:tab/>
       <w:tab/>
-      <w:t>2026-08-10</w:t>
+      <w:t>2026-08-11</w:t>
       <w:br/>
       <w:br/>
     </w:r>

--- a/klagomål/Norr om Norra skogens naturreservat FSC-klagomål.docx
+++ b/klagomål/Norr om Norra skogens naturreservat FSC-klagomål.docx
@@ -168,7 +168,7 @@
     </w:p>
     <w:p>
       <w:r>
-        <w:t>Detta klagomål behandlar höga naturvärden i avverkningsanmälan Norr om Norra skogens naturreservat i Haninge kommun som inkom 2026-08-11 och omfattar 135,3 ha.</w:t>
+        <w:t>Detta klagomål behandlar höga naturvärden i avverkningsanmälan Norr om Norra skogens naturreservat i Haninge kommun som inkom 2026-08-12 och omfattar 135,3 ha.</w:t>
       </w:r>
     </w:p>
     <w:p>
@@ -2609,7 +2609,7 @@
     <w:r>
       <w:tab/>
       <w:tab/>
-      <w:t>2026-08-11</w:t>
+      <w:t>2026-08-12</w:t>
       <w:br/>
       <w:br/>
     </w:r>

--- a/klagomål/Norr om Norra skogens naturreservat FSC-klagomål.docx
+++ b/klagomål/Norr om Norra skogens naturreservat FSC-klagomål.docx
@@ -168,7 +168,7 @@
     </w:p>
     <w:p>
       <w:r>
-        <w:t>Detta klagomål behandlar höga naturvärden i avverkningsanmälan Norr om Norra skogens naturreservat i Haninge kommun som inkom 2026-08-12 och omfattar 135,3 ha.</w:t>
+        <w:t>Detta klagomål behandlar höga naturvärden i avverkningsanmälan Norr om Norra skogens naturreservat i Haninge kommun som inkom 2026-08-13 och omfattar 135,3 ha.</w:t>
       </w:r>
     </w:p>
     <w:p>
@@ -2609,7 +2609,7 @@
     <w:r>
       <w:tab/>
       <w:tab/>
-      <w:t>2026-08-12</w:t>
+      <w:t>2026-08-13</w:t>
       <w:br/>
       <w:br/>
     </w:r>

--- a/klagomål/Norr om Norra skogens naturreservat FSC-klagomål.docx
+++ b/klagomål/Norr om Norra skogens naturreservat FSC-klagomål.docx
@@ -168,7 +168,7 @@
     </w:p>
     <w:p>
       <w:r>
-        <w:t>Detta klagomål behandlar höga naturvärden i avverkningsanmälan Norr om Norra skogens naturreservat i Haninge kommun som inkom 2026-08-13 och omfattar 135,3 ha.</w:t>
+        <w:t>Detta klagomål behandlar höga naturvärden i avverkningsanmälan Norr om Norra skogens naturreservat i Haninge kommun som inkom 2026-08-14 och omfattar 135,3 ha.</w:t>
       </w:r>
     </w:p>
     <w:p>
@@ -2609,7 +2609,7 @@
     <w:r>
       <w:tab/>
       <w:tab/>
-      <w:t>2026-08-13</w:t>
+      <w:t>2026-08-14</w:t>
       <w:br/>
       <w:br/>
     </w:r>

--- a/klagomål/Norr om Norra skogens naturreservat FSC-klagomål.docx
+++ b/klagomål/Norr om Norra skogens naturreservat FSC-klagomål.docx
@@ -168,7 +168,7 @@
     </w:p>
     <w:p>
       <w:r>
-        <w:t>Detta klagomål behandlar höga naturvärden i avverkningsanmälan Norr om Norra skogens naturreservat i Haninge kommun som inkom 2026-08-14 och omfattar 135,3 ha.</w:t>
+        <w:t>Detta klagomål behandlar höga naturvärden i avverkningsanmälan Norr om Norra skogens naturreservat i Haninge kommun som inkom 2026-08-15 och omfattar 135,3 ha.</w:t>
       </w:r>
     </w:p>
     <w:p>
@@ -216,7 +216,7 @@
         <w:spacing w:after="240"/>
       </w:pPr>
       <w:r>
-        <w:t>Figur 1. Fyndplatser för naturvårdsarter i och inom 25 meter från avverkningsanmälan. Markörer utan svart kant är placerade på fyndplatsen. Markörer med svart kant är placerade vid sidan av fyndplatsen har ett svart streck som visar fyndplatsens exakta position. Kartans mittpunktskoordinat är N 6556300, E 697367 i SWEREF 99 TM.</w:t>
+        <w:t>Figur 1. Fyndplatser för naturvårdsarter i och inom 25 meter från avverkningsanmälan. Markörer utan svart kant är placerade på fyndplatsen. Markörer med svart kant är placerade vid sidan av fyndplatsen och har ett svart streck som visar fyndplatsens exakta position. Kartans mittpunktskoordinat är N 6556300, E 697367 i SWEREF 99 TM.</w:t>
       </w:r>
     </w:p>
     <w:p>
@@ -2609,7 +2609,7 @@
     <w:r>
       <w:tab/>
       <w:tab/>
-      <w:t>2026-08-14</w:t>
+      <w:t>2026-08-15</w:t>
       <w:br/>
       <w:br/>
     </w:r>

--- a/klagomål/Norr om Norra skogens naturreservat FSC-klagomål.docx
+++ b/klagomål/Norr om Norra skogens naturreservat FSC-klagomål.docx
@@ -168,7 +168,7 @@
     </w:p>
     <w:p>
       <w:r>
-        <w:t>Detta klagomål behandlar höga naturvärden i avverkningsanmälan Norr om Norra skogens naturreservat i Haninge kommun som inkom 2026-08-15 och omfattar 135,3 ha.</w:t>
+        <w:t>Detta klagomål behandlar höga naturvärden i avverkningsanmälan Norr om Norra skogens naturreservat i Haninge kommun som inkom 2026-08-16 och omfattar 135,3 ha.</w:t>
       </w:r>
     </w:p>
     <w:p>
@@ -2609,7 +2609,7 @@
     <w:r>
       <w:tab/>
       <w:tab/>
-      <w:t>2026-08-15</w:t>
+      <w:t>2026-08-16</w:t>
       <w:br/>
       <w:br/>
     </w:r>

--- a/klagomål/Norr om Norra skogens naturreservat FSC-klagomål.docx
+++ b/klagomål/Norr om Norra skogens naturreservat FSC-klagomål.docx
@@ -168,7 +168,7 @@
     </w:p>
     <w:p>
       <w:r>
-        <w:t>Detta klagomål behandlar höga naturvärden i avverkningsanmälan Norr om Norra skogens naturreservat i Haninge kommun som inkom 2026-08-16 och omfattar 135,3 ha.</w:t>
+        <w:t>Detta klagomål behandlar höga naturvärden i avverkningsanmälan Norr om Norra skogens naturreservat i Haninge kommun som inkom 2026-08-17 och omfattar 135,3 ha.</w:t>
       </w:r>
     </w:p>
     <w:p>
@@ -2609,7 +2609,7 @@
     <w:r>
       <w:tab/>
       <w:tab/>
-      <w:t>2026-08-16</w:t>
+      <w:t>2026-08-17</w:t>
       <w:br/>
       <w:br/>
     </w:r>

--- a/klagomål/Norr om Norra skogens naturreservat FSC-klagomål.docx
+++ b/klagomål/Norr om Norra skogens naturreservat FSC-klagomål.docx
@@ -168,7 +168,7 @@
     </w:p>
     <w:p>
       <w:r>
-        <w:t>Detta klagomål behandlar höga naturvärden i avverkningsanmälan Norr om Norra skogens naturreservat i Haninge kommun som inkom 2026-08-17 och omfattar 135,3 ha.</w:t>
+        <w:t>Detta klagomål behandlar höga naturvärden i avverkningsanmälan Norr om Norra skogens naturreservat i Haninge kommun som inkom 2026-08-18 och omfattar 135,3 ha.</w:t>
       </w:r>
     </w:p>
     <w:p>
@@ -2609,7 +2609,7 @@
     <w:r>
       <w:tab/>
       <w:tab/>
-      <w:t>2026-08-17</w:t>
+      <w:t>2026-08-18</w:t>
       <w:br/>
       <w:br/>
     </w:r>

--- a/klagomål/Norr om Norra skogens naturreservat FSC-klagomål.docx
+++ b/klagomål/Norr om Norra skogens naturreservat FSC-klagomål.docx
@@ -168,7 +168,7 @@
     </w:p>
     <w:p>
       <w:r>
-        <w:t>Detta klagomål behandlar höga naturvärden i avverkningsanmälan Norr om Norra skogens naturreservat i Haninge kommun som inkom 2026-08-18 och omfattar 135,3 ha.</w:t>
+        <w:t>Detta klagomål behandlar höga naturvärden i avverkningsanmälan Norr om Norra skogens naturreservat i Haninge kommun som inkom 2026-08-19 och omfattar 135,3 ha.</w:t>
       </w:r>
     </w:p>
     <w:p>
@@ -2609,7 +2609,7 @@
     <w:r>
       <w:tab/>
       <w:tab/>
-      <w:t>2026-08-18</w:t>
+      <w:t>2026-08-19</w:t>
       <w:br/>
       <w:br/>
     </w:r>

--- a/klagomål/Norr om Norra skogens naturreservat FSC-klagomål.docx
+++ b/klagomål/Norr om Norra skogens naturreservat FSC-klagomål.docx
@@ -168,7 +168,7 @@
     </w:p>
     <w:p>
       <w:r>
-        <w:t>Detta klagomål behandlar höga naturvärden i avverkningsanmälan Norr om Norra skogens naturreservat i Haninge kommun som inkom 2026-08-19 och omfattar 135,3 ha.</w:t>
+        <w:t>Detta klagomål behandlar höga naturvärden i avverkningsanmälan Norr om Norra skogens naturreservat i Haninge kommun som inkom 2026-08-20 och omfattar 135,3 ha.</w:t>
       </w:r>
     </w:p>
     <w:p>
@@ -2609,7 +2609,7 @@
     <w:r>
       <w:tab/>
       <w:tab/>
-      <w:t>2026-08-19</w:t>
+      <w:t>2026-08-20</w:t>
       <w:br/>
       <w:br/>
     </w:r>

--- a/klagomål/Norr om Norra skogens naturreservat FSC-klagomål.docx
+++ b/klagomål/Norr om Norra skogens naturreservat FSC-klagomål.docx
@@ -168,7 +168,7 @@
     </w:p>
     <w:p>
       <w:r>
-        <w:t>Detta klagomål behandlar höga naturvärden i avverkningsanmälan Norr om Norra skogens naturreservat i Haninge kommun som inkom 2026-08-20 och omfattar 135,3 ha.</w:t>
+        <w:t>Detta klagomål behandlar höga naturvärden i avverkningsanmälan Norr om Norra skogens naturreservat i Haninge kommun som inkom 2026-08-21 och omfattar 135,3 ha.</w:t>
       </w:r>
     </w:p>
     <w:p>
@@ -2609,7 +2609,7 @@
     <w:r>
       <w:tab/>
       <w:tab/>
-      <w:t>2026-08-20</w:t>
+      <w:t>2026-08-21</w:t>
       <w:br/>
       <w:br/>
     </w:r>

--- a/klagomål/Norr om Norra skogens naturreservat FSC-klagomål.docx
+++ b/klagomål/Norr om Norra skogens naturreservat FSC-klagomål.docx
@@ -168,7 +168,7 @@
     </w:p>
     <w:p>
       <w:r>
-        <w:t>Detta klagomål behandlar höga naturvärden i avverkningsanmälan Norr om Norra skogens naturreservat i Haninge kommun som inkom 2026-08-21 och omfattar 135,3 ha.</w:t>
+        <w:t>Detta klagomål behandlar höga naturvärden i avverkningsanmälan Norr om Norra skogens naturreservat i Haninge kommun som inkom 2026-08-22 och omfattar 135,3 ha.</w:t>
       </w:r>
     </w:p>
     <w:p>
@@ -2609,7 +2609,7 @@
     <w:r>
       <w:tab/>
       <w:tab/>
-      <w:t>2026-08-21</w:t>
+      <w:t>2026-08-22</w:t>
       <w:br/>
       <w:br/>
     </w:r>

--- a/klagomål/Norr om Norra skogens naturreservat FSC-klagomål.docx
+++ b/klagomål/Norr om Norra skogens naturreservat FSC-klagomål.docx
@@ -168,7 +168,7 @@
     </w:p>
     <w:p>
       <w:r>
-        <w:t>Detta klagomål behandlar höga naturvärden i avverkningsanmälan Norr om Norra skogens naturreservat i Haninge kommun som inkom 2026-08-22 och omfattar 135,3 ha.</w:t>
+        <w:t>Detta klagomål behandlar höga naturvärden i avverkningsanmälan Norr om Norra skogens naturreservat i Haninge kommun som inkom 2026-08-23 och omfattar 135,3 ha.</w:t>
       </w:r>
     </w:p>
     <w:p>
@@ -2609,7 +2609,7 @@
     <w:r>
       <w:tab/>
       <w:tab/>
-      <w:t>2026-08-22</w:t>
+      <w:t>2026-08-23</w:t>
       <w:br/>
       <w:br/>
     </w:r>

--- a/klagomål/Norr om Norra skogens naturreservat FSC-klagomål.docx
+++ b/klagomål/Norr om Norra skogens naturreservat FSC-klagomål.docx
@@ -168,7 +168,7 @@
     </w:p>
     <w:p>
       <w:r>
-        <w:t>Detta klagomål behandlar höga naturvärden i avverkningsanmälan Norr om Norra skogens naturreservat i Haninge kommun som inkom 2026-08-23 och omfattar 135,3 ha.</w:t>
+        <w:t>Detta klagomål behandlar höga naturvärden i avverkningsanmälan Norr om Norra skogens naturreservat i Haninge kommun som inkom 2026-08-24 och omfattar 135,3 ha.</w:t>
       </w:r>
     </w:p>
     <w:p>
@@ -2609,7 +2609,7 @@
     <w:r>
       <w:tab/>
       <w:tab/>
-      <w:t>2026-08-23</w:t>
+      <w:t>2026-08-24</w:t>
       <w:br/>
       <w:br/>
     </w:r>

--- a/klagomål/Norr om Norra skogens naturreservat FSC-klagomål.docx
+++ b/klagomål/Norr om Norra skogens naturreservat FSC-klagomål.docx
@@ -168,7 +168,7 @@
     </w:p>
     <w:p>
       <w:r>
-        <w:t>Detta klagomål behandlar höga naturvärden i avverkningsanmälan Norr om Norra skogens naturreservat i Haninge kommun som inkom 2026-08-24 och omfattar 135,3 ha.</w:t>
+        <w:t>Detta klagomål behandlar höga naturvärden i avverkningsanmälan Norr om Norra skogens naturreservat i Haninge kommun som inkom 2026-08-25 och omfattar 135,3 ha.</w:t>
       </w:r>
     </w:p>
     <w:p>
@@ -2609,7 +2609,7 @@
     <w:r>
       <w:tab/>
       <w:tab/>
-      <w:t>2026-08-24</w:t>
+      <w:t>2026-08-25</w:t>
       <w:br/>
       <w:br/>
     </w:r>

--- a/klagomål/Norr om Norra skogens naturreservat FSC-klagomål.docx
+++ b/klagomål/Norr om Norra skogens naturreservat FSC-klagomål.docx
@@ -168,7 +168,7 @@
     </w:p>
     <w:p>
       <w:r>
-        <w:t>Detta klagomål behandlar höga naturvärden i avverkningsanmälan Norr om Norra skogens naturreservat i Haninge kommun som inkom 2026-08-25 och omfattar 135,3 ha.</w:t>
+        <w:t>Detta klagomål behandlar höga naturvärden i avverkningsanmälan Norr om Norra skogens naturreservat i Haninge kommun som inkom 2026-08-26 och omfattar 135,3 ha.</w:t>
       </w:r>
     </w:p>
     <w:p>
@@ -2609,7 +2609,7 @@
     <w:r>
       <w:tab/>
       <w:tab/>
-      <w:t>2026-08-25</w:t>
+      <w:t>2026-08-26</w:t>
       <w:br/>
       <w:br/>
     </w:r>

--- a/klagomål/Norr om Norra skogens naturreservat FSC-klagomål.docx
+++ b/klagomål/Norr om Norra skogens naturreservat FSC-klagomål.docx
@@ -168,7 +168,7 @@
     </w:p>
     <w:p>
       <w:r>
-        <w:t>Detta klagomål behandlar höga naturvärden i avverkningsanmälan Norr om Norra skogens naturreservat i Haninge kommun som inkom 2026-08-26 och omfattar 135,3 ha.</w:t>
+        <w:t>Detta klagomål behandlar höga naturvärden i avverkningsanmälan Norr om Norra skogens naturreservat i Haninge kommun som inkom 2026-08-27 och omfattar 135,3 ha.</w:t>
       </w:r>
     </w:p>
     <w:p>
@@ -2609,7 +2609,7 @@
     <w:r>
       <w:tab/>
       <w:tab/>
-      <w:t>2026-08-26</w:t>
+      <w:t>2026-08-27</w:t>
       <w:br/>
       <w:br/>
     </w:r>

--- a/klagomål/Norr om Norra skogens naturreservat FSC-klagomål.docx
+++ b/klagomål/Norr om Norra skogens naturreservat FSC-klagomål.docx
@@ -168,7 +168,7 @@
     </w:p>
     <w:p>
       <w:r>
-        <w:t>Detta klagomål behandlar höga naturvärden i avverkningsanmälan Norr om Norra skogens naturreservat i Haninge kommun som inkom 2026-08-27 och omfattar 135,3 ha.</w:t>
+        <w:t>Detta klagomål behandlar höga naturvärden i avverkningsanmälan Norr om Norra skogens naturreservat i Haninge kommun som inkom 2026-08-28 och omfattar 135,3 ha.</w:t>
       </w:r>
     </w:p>
     <w:p>
@@ -2609,7 +2609,7 @@
     <w:r>
       <w:tab/>
       <w:tab/>
-      <w:t>2026-08-27</w:t>
+      <w:t>2026-08-28</w:t>
       <w:br/>
       <w:br/>
     </w:r>

--- a/klagomål/Norr om Norra skogens naturreservat FSC-klagomål.docx
+++ b/klagomål/Norr om Norra skogens naturreservat FSC-klagomål.docx
@@ -168,7 +168,7 @@
     </w:p>
     <w:p>
       <w:r>
-        <w:t>Detta klagomål behandlar höga naturvärden i avverkningsanmälan Norr om Norra skogens naturreservat i Haninge kommun som inkom 2026-08-28 och omfattar 135,3 ha.</w:t>
+        <w:t>Detta klagomål behandlar höga naturvärden i avverkningsanmälan Norr om Norra skogens naturreservat i Haninge kommun som inkom 2026-08-29 och omfattar 135,3 ha.</w:t>
       </w:r>
     </w:p>
     <w:p>
@@ -2609,7 +2609,7 @@
     <w:r>
       <w:tab/>
       <w:tab/>
-      <w:t>2026-08-28</w:t>
+      <w:t>2026-08-29</w:t>
       <w:br/>
       <w:br/>
     </w:r>

--- a/klagomål/Norr om Norra skogens naturreservat FSC-klagomål.docx
+++ b/klagomål/Norr om Norra skogens naturreservat FSC-klagomål.docx
@@ -168,7 +168,7 @@
     </w:p>
     <w:p>
       <w:r>
-        <w:t>Detta klagomål behandlar höga naturvärden i avverkningsanmälan Norr om Norra skogens naturreservat i Haninge kommun som inkom 2026-08-29 och omfattar 135,3 ha.</w:t>
+        <w:t>Detta klagomål behandlar höga naturvärden i avverkningsanmälan Norr om Norra skogens naturreservat i Haninge kommun som inkom 2026-08-31 och omfattar 135,3 ha.</w:t>
       </w:r>
     </w:p>
     <w:p>
@@ -2609,7 +2609,7 @@
     <w:r>
       <w:tab/>
       <w:tab/>
-      <w:t>2026-08-29</w:t>
+      <w:t>2026-08-31</w:t>
       <w:br/>
       <w:br/>
     </w:r>

--- a/klagomål/Norr om Norra skogens naturreservat FSC-klagomål.docx
+++ b/klagomål/Norr om Norra skogens naturreservat FSC-klagomål.docx
@@ -168,7 +168,7 @@
     </w:p>
     <w:p>
       <w:r>
-        <w:t>Detta klagomål behandlar höga naturvärden i avverkningsanmälan Norr om Norra skogens naturreservat i Haninge kommun som inkom 2026-08-31 och omfattar 135,3 ha.</w:t>
+        <w:t>Detta klagomål behandlar höga naturvärden i avverkningsanmälan Norr om Norra skogens naturreservat i Haninge kommun som inkom 2026-09-01 och omfattar 135,3 ha.</w:t>
       </w:r>
     </w:p>
     <w:p>
@@ -2609,7 +2609,7 @@
     <w:r>
       <w:tab/>
       <w:tab/>
-      <w:t>2026-08-31</w:t>
+      <w:t>2026-09-01</w:t>
       <w:br/>
       <w:br/>
     </w:r>

--- a/klagomål/Norr om Norra skogens naturreservat FSC-klagomål.docx
+++ b/klagomål/Norr om Norra skogens naturreservat FSC-klagomål.docx
@@ -168,7 +168,7 @@
     </w:p>
     <w:p>
       <w:r>
-        <w:t>Detta klagomål behandlar höga naturvärden i avverkningsanmälan Norr om Norra skogens naturreservat i Haninge kommun som inkom 2026-09-01 och omfattar 135,3 ha.</w:t>
+        <w:t>Detta klagomål behandlar höga naturvärden i avverkningsanmälan Norr om Norra skogens naturreservat i Haninge kommun som inkom 2026-09-02 och omfattar 135,3 ha.</w:t>
       </w:r>
     </w:p>
     <w:p>
@@ -2609,7 +2609,7 @@
     <w:r>
       <w:tab/>
       <w:tab/>
-      <w:t>2026-09-01</w:t>
+      <w:t>2026-09-02</w:t>
       <w:br/>
       <w:br/>
     </w:r>

--- a/klagomål/Norr om Norra skogens naturreservat FSC-klagomål.docx
+++ b/klagomål/Norr om Norra skogens naturreservat FSC-klagomål.docx
@@ -168,7 +168,7 @@
     </w:p>
     <w:p>
       <w:r>
-        <w:t>Detta klagomål behandlar höga naturvärden i avverkningsanmälan Norr om Norra skogens naturreservat i Haninge kommun som inkom 2026-09-02 och omfattar 135,3 ha.</w:t>
+        <w:t>Detta klagomål behandlar höga naturvärden i avverkningsanmälan Norr om Norra skogens naturreservat i Haninge kommun som inkom 2026-09-03 och omfattar 135,3 ha.</w:t>
       </w:r>
     </w:p>
     <w:p>
@@ -2609,7 +2609,7 @@
     <w:r>
       <w:tab/>
       <w:tab/>
-      <w:t>2026-09-02</w:t>
+      <w:t>2026-09-03</w:t>
       <w:br/>
       <w:br/>
     </w:r>

--- a/klagomål/Norr om Norra skogens naturreservat FSC-klagomål.docx
+++ b/klagomål/Norr om Norra skogens naturreservat FSC-klagomål.docx
@@ -168,7 +168,7 @@
     </w:p>
     <w:p>
       <w:r>
-        <w:t>Detta klagomål behandlar höga naturvärden i avverkningsanmälan Norr om Norra skogens naturreservat i Haninge kommun som inkom 2026-09-03 och omfattar 135,3 ha.</w:t>
+        <w:t>Detta klagomål behandlar höga naturvärden i avverkningsanmälan Norr om Norra skogens naturreservat i Haninge kommun som inkom 2026-09-04 och omfattar 135,3 ha.</w:t>
       </w:r>
     </w:p>
     <w:p>
@@ -2609,7 +2609,7 @@
     <w:r>
       <w:tab/>
       <w:tab/>
-      <w:t>2026-09-03</w:t>
+      <w:t>2026-09-04</w:t>
       <w:br/>
       <w:br/>
     </w:r>

--- a/klagomål/Norr om Norra skogens naturreservat FSC-klagomål.docx
+++ b/klagomål/Norr om Norra skogens naturreservat FSC-klagomål.docx
@@ -168,7 +168,7 @@
     </w:p>
     <w:p>
       <w:r>
-        <w:t>Detta klagomål behandlar höga naturvärden i avverkningsanmälan Norr om Norra skogens naturreservat i Haninge kommun som inkom 2026-09-04 och omfattar 135,3 ha.</w:t>
+        <w:t>Detta klagomål behandlar höga naturvärden i avverkningsanmälan Norr om Norra skogens naturreservat i Haninge kommun som inkom 2026-09-05 och omfattar 135,3 ha.</w:t>
       </w:r>
     </w:p>
     <w:p>
@@ -2609,7 +2609,7 @@
     <w:r>
       <w:tab/>
       <w:tab/>
-      <w:t>2026-09-04</w:t>
+      <w:t>2026-09-05</w:t>
       <w:br/>
       <w:br/>
     </w:r>

--- a/klagomål/Norr om Norra skogens naturreservat FSC-klagomål.docx
+++ b/klagomål/Norr om Norra skogens naturreservat FSC-klagomål.docx
@@ -168,7 +168,7 @@
     </w:p>
     <w:p>
       <w:r>
-        <w:t>Detta klagomål behandlar höga naturvärden i avverkningsanmälan Norr om Norra skogens naturreservat i Haninge kommun som inkom 2026-09-05 och omfattar 135,3 ha.</w:t>
+        <w:t>Detta klagomål behandlar höga naturvärden i avverkningsanmälan Norr om Norra skogens naturreservat i Haninge kommun som inkom 2026-09-06 och omfattar 135,3 ha.</w:t>
       </w:r>
     </w:p>
     <w:p>
@@ -2609,7 +2609,7 @@
     <w:r>
       <w:tab/>
       <w:tab/>
-      <w:t>2026-09-05</w:t>
+      <w:t>2026-09-06</w:t>
       <w:br/>
       <w:br/>
     </w:r>

--- a/klagomål/Norr om Norra skogens naturreservat FSC-klagomål.docx
+++ b/klagomål/Norr om Norra skogens naturreservat FSC-klagomål.docx
@@ -168,7 +168,7 @@
     </w:p>
     <w:p>
       <w:r>
-        <w:t>Detta klagomål behandlar höga naturvärden i avverkningsanmälan Norr om Norra skogens naturreservat i Haninge kommun som inkom 2026-09-06 och omfattar 135,3 ha.</w:t>
+        <w:t>Detta klagomål behandlar höga naturvärden i avverkningsanmälan Norr om Norra skogens naturreservat i Haninge kommun som inkom 2026-09-07 och omfattar 135,3 ha.</w:t>
       </w:r>
     </w:p>
     <w:p>
@@ -2609,7 +2609,7 @@
     <w:r>
       <w:tab/>
       <w:tab/>
-      <w:t>2026-09-06</w:t>
+      <w:t>2026-09-07</w:t>
       <w:br/>
       <w:br/>
     </w:r>
